--- a/pertemuan5/Report/Raffa Yuda Pratama_0110224081_LaporanPraktikumMandiri5.docx
+++ b/pertemuan5/Report/Raffa Yuda Pratama_0110224081_LaporanPraktikumMandiri5.docx
@@ -5446,7 +5446,7 @@
           <w:rPr>
             <w:rStyle w:val="Hyperlink"/>
           </w:rPr>
-          <w:t>https://github.com/raffayuda/Machine-Learning/blob/main/pertemuan4/Notebook/praktikum/praktikum4.ipynb</w:t>
+          <w:t>https://github.com/raffayuda/Machine-Learning/blob/main/pertemuan5/Notebook/praktikum/praktikum5.ipynb</w:t>
         </w:r>
       </w:hyperlink>
     </w:p>
@@ -5474,14 +5474,27 @@
         </w:rPr>
         <w:t xml:space="preserve"> </w:t>
       </w:r>
-      <w:hyperlink r:id="rId13" w:history="1">
-        <w:r>
-          <w:rPr>
-            <w:rStyle w:val="Hyperlink"/>
-          </w:rPr>
-          <w:t>https://github.com/raffayuda/Machine-Learning/blob/main/pertemuan4/Notebook/tugas/mandiri4.ipynb</w:t>
-        </w:r>
-      </w:hyperlink>
+      <w:r>
+        <w:fldChar w:fldCharType="begin"/>
+      </w:r>
+      <w:r>
+        <w:instrText>HYPERLINK "https://github.com/raffayuda/Machine-Learning/blob/main/pertemuan5/Notebook/tugas/mandiri5.ipynb"</w:instrText>
+      </w:r>
+      <w:r>
+        <w:fldChar w:fldCharType="separate"/>
+      </w:r>
+      <w:r>
+        <w:rPr>
+          <w:rStyle w:val="Hyperlink"/>
+        </w:rPr>
+        <w:t>https://github.com/raffayuda/Machine-Learning/blob/main/pertemuan5/Notebook/tugas/mandiri5.ipynb</w:t>
+      </w:r>
+      <w:r>
+        <w:rPr>
+          <w:rStyle w:val="Hyperlink"/>
+        </w:rPr>
+        <w:fldChar w:fldCharType="end"/>
+      </w:r>
     </w:p>
     <w:sectPr>
       <w:pgSz w:w="11920" w:h="16850"/>

--- a/pertemuan5/Report/Raffa Yuda Pratama_0110224081_LaporanPraktikumMandiri5.docx
+++ b/pertemuan5/Report/Raffa Yuda Pratama_0110224081_LaporanPraktikumMandiri5.docx
@@ -37,6 +37,7 @@
         </w:rPr>
         <w:t xml:space="preserve"> </w:t>
       </w:r>
+      <w:proofErr w:type="gramStart"/>
       <w:r>
         <w:rPr>
           <w:lang w:val="en-US"/>
@@ -47,7 +48,14 @@
         <w:rPr>
           <w:lang w:val="en-US"/>
         </w:rPr>
-        <w:t xml:space="preserve"> : </w:t>
+        <w:t xml:space="preserve"> :</w:t>
+      </w:r>
+      <w:proofErr w:type="gramEnd"/>
+      <w:r>
+        <w:rPr>
+          <w:lang w:val="en-US"/>
+        </w:rPr>
+        <w:t xml:space="preserve"> </w:t>
       </w:r>
       <w:proofErr w:type="spellStart"/>
       <w:r>
@@ -699,6 +707,7 @@
         </w:rPr>
       </w:pPr>
       <w:proofErr w:type="spellStart"/>
+      <w:proofErr w:type="gramStart"/>
       <w:r>
         <w:rPr>
           <w:b/>
@@ -708,6 +717,7 @@
         <w:t>matplotlib.pyplot</w:t>
       </w:r>
       <w:proofErr w:type="spellEnd"/>
+      <w:proofErr w:type="gramEnd"/>
       <w:r>
         <w:rPr>
           <w:lang w:val="en-ID" w:eastAsia="en-ID"/>
@@ -801,6 +811,7 @@
         </w:rPr>
       </w:pPr>
       <w:proofErr w:type="spellStart"/>
+      <w:proofErr w:type="gramStart"/>
       <w:r>
         <w:rPr>
           <w:b/>
@@ -810,6 +821,7 @@
         <w:t>sklearn.datasets</w:t>
       </w:r>
       <w:proofErr w:type="spellEnd"/>
+      <w:proofErr w:type="gramEnd"/>
       <w:r>
         <w:rPr>
           <w:lang w:val="en-ID" w:eastAsia="en-ID"/>
@@ -903,6 +915,7 @@
         </w:rPr>
       </w:pPr>
       <w:proofErr w:type="spellStart"/>
+      <w:proofErr w:type="gramStart"/>
       <w:r>
         <w:rPr>
           <w:b/>
@@ -910,7 +923,16 @@
           <w:lang w:val="en-ID" w:eastAsia="en-ID"/>
         </w:rPr>
         <w:lastRenderedPageBreak/>
-        <w:t>sklearn.model_selection</w:t>
+        <w:t>sklearn.model</w:t>
+      </w:r>
+      <w:proofErr w:type="gramEnd"/>
+      <w:r>
+        <w:rPr>
+          <w:b/>
+          <w:bCs/>
+          <w:lang w:val="en-ID" w:eastAsia="en-ID"/>
+        </w:rPr>
+        <w:t>_selection</w:t>
       </w:r>
       <w:proofErr w:type="spellEnd"/>
       <w:r>
@@ -1020,6 +1042,7 @@
         </w:rPr>
       </w:pPr>
       <w:proofErr w:type="spellStart"/>
+      <w:proofErr w:type="gramStart"/>
       <w:r>
         <w:rPr>
           <w:b/>
@@ -1029,6 +1052,7 @@
         <w:t>sklearn.tree</w:t>
       </w:r>
       <w:proofErr w:type="spellEnd"/>
+      <w:proofErr w:type="gramEnd"/>
       <w:r>
         <w:rPr>
           <w:lang w:val="en-ID" w:eastAsia="en-ID"/>
@@ -1152,6 +1176,7 @@
         </w:rPr>
       </w:pPr>
       <w:proofErr w:type="spellStart"/>
+      <w:proofErr w:type="gramStart"/>
       <w:r>
         <w:rPr>
           <w:b/>
@@ -1161,6 +1186,7 @@
         <w:t>sklearn.metrics</w:t>
       </w:r>
       <w:proofErr w:type="spellEnd"/>
+      <w:proofErr w:type="gramEnd"/>
       <w:r>
         <w:rPr>
           <w:lang w:val="en-ID" w:eastAsia="en-ID"/>
@@ -1574,6 +1600,7 @@
         </w:rPr>
       </w:pPr>
       <w:proofErr w:type="spellStart"/>
+      <w:proofErr w:type="gramStart"/>
       <w:r>
         <w:rPr>
           <w:b/>
@@ -1583,6 +1610,7 @@
         <w:t>plt.figure</w:t>
       </w:r>
       <w:proofErr w:type="spellEnd"/>
+      <w:proofErr w:type="gramEnd"/>
       <w:r>
         <w:rPr>
           <w:b/>
@@ -1688,6 +1716,7 @@
         </w:rPr>
       </w:pPr>
       <w:proofErr w:type="spellStart"/>
+      <w:proofErr w:type="gramStart"/>
       <w:r>
         <w:rPr>
           <w:b/>
@@ -1697,6 +1726,7 @@
         <w:t>sns.heatmap</w:t>
       </w:r>
       <w:proofErr w:type="spellEnd"/>
+      <w:proofErr w:type="gramEnd"/>
       <w:r>
         <w:rPr>
           <w:b/>
@@ -2405,6 +2435,7 @@
         <w:t xml:space="preserve">X = </w:t>
       </w:r>
       <w:proofErr w:type="spellStart"/>
+      <w:proofErr w:type="gramStart"/>
       <w:r>
         <w:rPr>
           <w:b/>
@@ -2416,6 +2447,7 @@
         <w:t>data.drop</w:t>
       </w:r>
       <w:proofErr w:type="spellEnd"/>
+      <w:proofErr w:type="gramEnd"/>
       <w:r>
         <w:rPr>
           <w:b/>
@@ -2645,6 +2677,7 @@
         <w:t xml:space="preserve"> dan </w:t>
       </w:r>
       <w:proofErr w:type="spellStart"/>
+      <w:proofErr w:type="gramStart"/>
       <w:r>
         <w:rPr>
           <w:b/>
@@ -2656,6 +2689,7 @@
         <w:t>y.shape</w:t>
       </w:r>
       <w:proofErr w:type="spellEnd"/>
+      <w:proofErr w:type="gramEnd"/>
       <w:r>
         <w:rPr>
           <w:lang w:val="en-ID" w:eastAsia="en-ID"/>
@@ -2725,9 +2759,9 @@
           <w:szCs w:val="20"/>
           <w:lang w:val="en-ID" w:eastAsia="en-ID"/>
         </w:rPr>
-        <w:t>y.value_counts</w:t>
-      </w:r>
-      <w:proofErr w:type="spellEnd"/>
+        <w:t>y.value_</w:t>
+      </w:r>
+      <w:proofErr w:type="gramStart"/>
       <w:r>
         <w:rPr>
           <w:b/>
@@ -2736,7 +2770,29 @@
           <w:szCs w:val="20"/>
           <w:lang w:val="en-ID" w:eastAsia="en-ID"/>
         </w:rPr>
-        <w:t>()</w:t>
+        <w:t>counts</w:t>
+      </w:r>
+      <w:proofErr w:type="spellEnd"/>
+      <w:r>
+        <w:rPr>
+          <w:b/>
+          <w:bCs/>
+          <w:sz w:val="20"/>
+          <w:szCs w:val="20"/>
+          <w:lang w:val="en-ID" w:eastAsia="en-ID"/>
+        </w:rPr>
+        <w:t>(</w:t>
+      </w:r>
+      <w:proofErr w:type="gramEnd"/>
+      <w:r>
+        <w:rPr>
+          <w:b/>
+          <w:bCs/>
+          <w:sz w:val="20"/>
+          <w:szCs w:val="20"/>
+          <w:lang w:val="en-ID" w:eastAsia="en-ID"/>
+        </w:rPr>
+        <w:t>)</w:t>
       </w:r>
       <w:r>
         <w:rPr>
@@ -3672,6 +3728,7 @@
         </w:rPr>
       </w:pPr>
       <w:proofErr w:type="spellStart"/>
+      <w:proofErr w:type="gramStart"/>
       <w:r>
         <w:rPr>
           <w:b/>
@@ -3687,7 +3744,16 @@
           <w:bCs/>
           <w:lang w:val="en-ID" w:eastAsia="en-ID"/>
         </w:rPr>
-        <w:t xml:space="preserve">(criterion='entropy', </w:t>
+        <w:t>(</w:t>
+      </w:r>
+      <w:proofErr w:type="gramEnd"/>
+      <w:r>
+        <w:rPr>
+          <w:b/>
+          <w:bCs/>
+          <w:lang w:val="en-ID" w:eastAsia="en-ID"/>
+        </w:rPr>
+        <w:t xml:space="preserve">criterion='entropy', </w:t>
       </w:r>
       <w:proofErr w:type="spellStart"/>
       <w:r>
@@ -3856,6 +3922,7 @@
         </w:rPr>
       </w:pPr>
       <w:proofErr w:type="spellStart"/>
+      <w:proofErr w:type="gramStart"/>
       <w:r>
         <w:rPr>
           <w:b/>
@@ -3874,6 +3941,7 @@
         <w:t>(</w:t>
       </w:r>
       <w:proofErr w:type="spellStart"/>
+      <w:proofErr w:type="gramEnd"/>
       <w:r>
         <w:rPr>
           <w:b/>
@@ -3968,13 +4036,23 @@
         </w:rPr>
       </w:pPr>
       <w:proofErr w:type="spellStart"/>
-      <w:r>
-        <w:rPr>
-          <w:b/>
-          <w:bCs/>
-          <w:lang w:val="en-ID" w:eastAsia="en-ID"/>
-        </w:rPr>
-        <w:t>clf.feature_importances</w:t>
+      <w:proofErr w:type="gramStart"/>
+      <w:r>
+        <w:rPr>
+          <w:b/>
+          <w:bCs/>
+          <w:lang w:val="en-ID" w:eastAsia="en-ID"/>
+        </w:rPr>
+        <w:t>clf.feature</w:t>
+      </w:r>
+      <w:proofErr w:type="gramEnd"/>
+      <w:r>
+        <w:rPr>
+          <w:b/>
+          <w:bCs/>
+          <w:lang w:val="en-ID" w:eastAsia="en-ID"/>
+        </w:rPr>
+        <w:t>_importances</w:t>
       </w:r>
       <w:proofErr w:type="spellEnd"/>
       <w:r>
@@ -4458,6 +4536,7 @@
         <w:t xml:space="preserve"> = </w:t>
       </w:r>
       <w:proofErr w:type="spellStart"/>
+      <w:proofErr w:type="gramStart"/>
       <w:r>
         <w:rPr>
           <w:b/>
@@ -4467,6 +4546,7 @@
         <w:t>clf.predict</w:t>
       </w:r>
       <w:proofErr w:type="spellEnd"/>
+      <w:proofErr w:type="gramEnd"/>
       <w:r>
         <w:rPr>
           <w:b/>
@@ -4574,7 +4654,16 @@
           <w:bCs/>
           <w:lang w:val="en-ID" w:eastAsia="en-ID"/>
         </w:rPr>
-        <w:t>accuracy_score</w:t>
+        <w:t>accuracy_</w:t>
+      </w:r>
+      <w:proofErr w:type="gramStart"/>
+      <w:r>
+        <w:rPr>
+          <w:b/>
+          <w:bCs/>
+          <w:lang w:val="en-ID" w:eastAsia="en-ID"/>
+        </w:rPr>
+        <w:t>score</w:t>
       </w:r>
       <w:proofErr w:type="spellEnd"/>
       <w:r>
@@ -4586,6 +4675,7 @@
         <w:t>(</w:t>
       </w:r>
       <w:proofErr w:type="spellStart"/>
+      <w:proofErr w:type="gramEnd"/>
       <w:r>
         <w:rPr>
           <w:b/>
@@ -4702,7 +4792,16 @@
           <w:bCs/>
           <w:lang w:val="en-ID" w:eastAsia="en-ID"/>
         </w:rPr>
-        <w:t>confusion_matrix</w:t>
+        <w:t>confusion_</w:t>
+      </w:r>
+      <w:proofErr w:type="gramStart"/>
+      <w:r>
+        <w:rPr>
+          <w:b/>
+          <w:bCs/>
+          <w:lang w:val="en-ID" w:eastAsia="en-ID"/>
+        </w:rPr>
+        <w:t>matrix</w:t>
       </w:r>
       <w:proofErr w:type="spellEnd"/>
       <w:r>
@@ -4714,6 +4813,7 @@
         <w:t>(</w:t>
       </w:r>
       <w:proofErr w:type="spellStart"/>
+      <w:proofErr w:type="gramEnd"/>
       <w:r>
         <w:rPr>
           <w:b/>
@@ -4844,7 +4944,16 @@
           <w:bCs/>
           <w:lang w:val="en-ID" w:eastAsia="en-ID"/>
         </w:rPr>
-        <w:t>plot_tree</w:t>
+        <w:t>plot_</w:t>
+      </w:r>
+      <w:proofErr w:type="gramStart"/>
+      <w:r>
+        <w:rPr>
+          <w:b/>
+          <w:bCs/>
+          <w:lang w:val="en-ID" w:eastAsia="en-ID"/>
+        </w:rPr>
+        <w:t>tree</w:t>
       </w:r>
       <w:proofErr w:type="spellEnd"/>
       <w:r>
@@ -4856,6 +4965,7 @@
         <w:t>(</w:t>
       </w:r>
       <w:proofErr w:type="spellStart"/>
+      <w:proofErr w:type="gramEnd"/>
       <w:r>
         <w:rPr>
           <w:b/>
@@ -5293,6 +5403,1898 @@
         </w:rPr>
         <w:t>.</w:t>
       </w:r>
+    </w:p>
+    <w:p>
+      <w:pPr>
+        <w:ind w:left="720"/>
+        <w:jc w:val="both"/>
+        <w:rPr>
+          <w:lang w:val="en-US"/>
+        </w:rPr>
+      </w:pPr>
+    </w:p>
+    <w:p>
+      <w:pPr>
+        <w:pStyle w:val="Heading1"/>
+        <w:numPr>
+          <w:ilvl w:val="0"/>
+          <w:numId w:val="4"/>
+        </w:numPr>
+        <w:ind w:left="358" w:hanging="358"/>
+      </w:pPr>
+      <w:r>
+        <w:rPr>
+          <w:lang w:val="en-US"/>
+        </w:rPr>
+        <w:t>Hyperparameter Tuning (</w:t>
+      </w:r>
+      <w:proofErr w:type="spellStart"/>
+      <w:r>
+        <w:rPr>
+          <w:lang w:val="en-US"/>
+        </w:rPr>
+        <w:t>Menentukan</w:t>
+      </w:r>
+      <w:proofErr w:type="spellEnd"/>
+      <w:r>
+        <w:rPr>
+          <w:lang w:val="en-US"/>
+        </w:rPr>
+        <w:t xml:space="preserve"> </w:t>
+      </w:r>
+      <w:proofErr w:type="spellStart"/>
+      <w:r>
+        <w:rPr>
+          <w:lang w:val="en-US"/>
+        </w:rPr>
+        <w:t>max_depth</w:t>
+      </w:r>
+      <w:proofErr w:type="spellEnd"/>
+      <w:r>
+        <w:rPr>
+          <w:lang w:val="en-US"/>
+        </w:rPr>
+        <w:t xml:space="preserve"> </w:t>
+      </w:r>
+      <w:proofErr w:type="spellStart"/>
+      <w:r>
+        <w:rPr>
+          <w:lang w:val="en-US"/>
+        </w:rPr>
+        <w:t>Terbaik</w:t>
+      </w:r>
+      <w:proofErr w:type="spellEnd"/>
+      <w:r>
+        <w:rPr>
+          <w:lang w:val="en-US"/>
+        </w:rPr>
+        <w:t>)</w:t>
+      </w:r>
+    </w:p>
+    <w:p>
+      <w:pPr>
+        <w:ind w:left="720"/>
+        <w:jc w:val="both"/>
+        <w:rPr>
+          <w:lang w:val="en-US"/>
+        </w:rPr>
+      </w:pPr>
+    </w:p>
+    <w:p>
+      <w:pPr>
+        <w:ind w:left="720"/>
+        <w:jc w:val="both"/>
+        <w:rPr>
+          <w:lang w:val="en-US"/>
+        </w:rPr>
+      </w:pPr>
+      <w:r>
+        <w:rPr>
+          <w:lang w:val="en-US"/>
+        </w:rPr>
+        <w:drawing>
+          <wp:inline distT="0" distB="0" distL="0" distR="0" wp14:anchorId="7ED05EA6" wp14:editId="5EC41F24">
+            <wp:extent cx="5769610" cy="2199640"/>
+            <wp:effectExtent l="0" t="0" r="2540" b="0"/>
+            <wp:docPr id="2" name="Picture 2"/>
+            <wp:cNvGraphicFramePr>
+              <a:graphicFrameLocks xmlns:a="http://schemas.openxmlformats.org/drawingml/2006/main" noChangeAspect="1"/>
+            </wp:cNvGraphicFramePr>
+            <a:graphic xmlns:a="http://schemas.openxmlformats.org/drawingml/2006/main">
+              <a:graphicData uri="http://schemas.openxmlformats.org/drawingml/2006/picture">
+                <pic:pic xmlns:pic="http://schemas.openxmlformats.org/drawingml/2006/picture">
+                  <pic:nvPicPr>
+                    <pic:cNvPr id="1" name=""/>
+                    <pic:cNvPicPr/>
+                  </pic:nvPicPr>
+                  <pic:blipFill>
+                    <a:blip r:embed="rId12"/>
+                    <a:stretch>
+                      <a:fillRect/>
+                    </a:stretch>
+                  </pic:blipFill>
+                  <pic:spPr>
+                    <a:xfrm>
+                      <a:off x="0" y="0"/>
+                      <a:ext cx="5769610" cy="2199640"/>
+                    </a:xfrm>
+                    <a:prstGeom prst="rect">
+                      <a:avLst/>
+                    </a:prstGeom>
+                  </pic:spPr>
+                </pic:pic>
+              </a:graphicData>
+            </a:graphic>
+          </wp:inline>
+        </w:drawing>
+      </w:r>
+    </w:p>
+    <w:p>
+      <w:pPr>
+        <w:ind w:left="720"/>
+        <w:jc w:val="both"/>
+        <w:rPr>
+          <w:lang w:val="en-US"/>
+        </w:rPr>
+      </w:pPr>
+    </w:p>
+    <w:p>
+      <w:pPr>
+        <w:ind w:left="720"/>
+        <w:jc w:val="both"/>
+      </w:pPr>
+      <w:r>
+        <w:t xml:space="preserve">Bagian kode ini bertujuan untuk melakukan </w:t>
+      </w:r>
+      <w:r>
+        <w:rPr>
+          <w:b/>
+          <w:bCs/>
+        </w:rPr>
+        <w:t>hyperparameter tuning</w:t>
+      </w:r>
+      <w:r>
+        <w:t xml:space="preserve"> sederhana pada model </w:t>
+      </w:r>
+      <w:r>
+        <w:rPr>
+          <w:b/>
+          <w:bCs/>
+        </w:rPr>
+        <w:t>Decision Tree Classifier</w:t>
+      </w:r>
+      <w:r>
+        <w:t>. Fokus utamanya adalah untuk menemukan nilai optimal untuk parameter max_depth (kedalaman maksimum pohon) yang menghasilkan akurasi tertinggi pada data uji.</w:t>
+      </w:r>
+    </w:p>
+    <w:p>
+      <w:pPr>
+        <w:ind w:left="720"/>
+        <w:jc w:val="both"/>
+        <w:rPr>
+          <w:b/>
+          <w:bCs/>
+          <w:lang w:val="en-ID"/>
+        </w:rPr>
+      </w:pPr>
+      <w:proofErr w:type="spellStart"/>
+      <w:r>
+        <w:rPr>
+          <w:b/>
+          <w:bCs/>
+          <w:lang w:val="en-ID"/>
+        </w:rPr>
+        <w:t>Penjelasan</w:t>
+      </w:r>
+      <w:proofErr w:type="spellEnd"/>
+      <w:r>
+        <w:rPr>
+          <w:b/>
+          <w:bCs/>
+          <w:lang w:val="en-ID"/>
+        </w:rPr>
+        <w:t xml:space="preserve"> detail </w:t>
+      </w:r>
+      <w:proofErr w:type="spellStart"/>
+      <w:r>
+        <w:rPr>
+          <w:b/>
+          <w:bCs/>
+          <w:lang w:val="en-ID"/>
+        </w:rPr>
+        <w:t>setiap</w:t>
+      </w:r>
+      <w:proofErr w:type="spellEnd"/>
+      <w:r>
+        <w:rPr>
+          <w:b/>
+          <w:bCs/>
+          <w:lang w:val="en-ID"/>
+        </w:rPr>
+        <w:t xml:space="preserve"> baris </w:t>
+      </w:r>
+      <w:proofErr w:type="spellStart"/>
+      <w:r>
+        <w:rPr>
+          <w:b/>
+          <w:bCs/>
+          <w:lang w:val="en-ID"/>
+        </w:rPr>
+        <w:t>kode</w:t>
+      </w:r>
+      <w:proofErr w:type="spellEnd"/>
+      <w:r>
+        <w:rPr>
+          <w:b/>
+          <w:bCs/>
+          <w:lang w:val="en-ID"/>
+        </w:rPr>
+        <w:t>:</w:t>
+      </w:r>
+    </w:p>
+    <w:p>
+      <w:pPr>
+        <w:numPr>
+          <w:ilvl w:val="0"/>
+          <w:numId w:val="10"/>
+        </w:numPr>
+        <w:tabs>
+          <w:tab w:val="num" w:pos="720"/>
+        </w:tabs>
+        <w:jc w:val="both"/>
+        <w:rPr>
+          <w:lang w:val="en-ID"/>
+        </w:rPr>
+      </w:pPr>
+      <w:r>
+        <w:rPr>
+          <w:b/>
+          <w:bCs/>
+          <w:lang w:val="en-ID"/>
+        </w:rPr>
+        <w:t>scores = {}</w:t>
+      </w:r>
+      <w:r>
+        <w:rPr>
+          <w:lang w:val="en-ID"/>
+        </w:rPr>
+        <w:t xml:space="preserve">: </w:t>
+      </w:r>
+      <w:proofErr w:type="spellStart"/>
+      <w:r>
+        <w:rPr>
+          <w:lang w:val="en-ID"/>
+        </w:rPr>
+        <w:t>menginisialisasi</w:t>
+      </w:r>
+      <w:proofErr w:type="spellEnd"/>
+      <w:r>
+        <w:rPr>
+          <w:lang w:val="en-ID"/>
+        </w:rPr>
+        <w:t xml:space="preserve"> </w:t>
+      </w:r>
+      <w:r>
+        <w:rPr>
+          <w:i/>
+          <w:iCs/>
+          <w:lang w:val="en-ID"/>
+        </w:rPr>
+        <w:t>dictionary</w:t>
+      </w:r>
+      <w:r>
+        <w:rPr>
+          <w:lang w:val="en-ID"/>
+        </w:rPr>
+        <w:t xml:space="preserve"> (</w:t>
+      </w:r>
+      <w:proofErr w:type="spellStart"/>
+      <w:r>
+        <w:rPr>
+          <w:lang w:val="en-ID"/>
+        </w:rPr>
+        <w:t>kamus</w:t>
+      </w:r>
+      <w:proofErr w:type="spellEnd"/>
+      <w:r>
+        <w:rPr>
+          <w:lang w:val="en-ID"/>
+        </w:rPr>
+        <w:t xml:space="preserve">) </w:t>
+      </w:r>
+      <w:proofErr w:type="spellStart"/>
+      <w:r>
+        <w:rPr>
+          <w:lang w:val="en-ID"/>
+        </w:rPr>
+        <w:t>kosong</w:t>
+      </w:r>
+      <w:proofErr w:type="spellEnd"/>
+      <w:r>
+        <w:rPr>
+          <w:lang w:val="en-ID"/>
+        </w:rPr>
+        <w:t xml:space="preserve"> </w:t>
+      </w:r>
+      <w:proofErr w:type="spellStart"/>
+      <w:r>
+        <w:rPr>
+          <w:lang w:val="en-ID"/>
+        </w:rPr>
+        <w:t>untuk</w:t>
+      </w:r>
+      <w:proofErr w:type="spellEnd"/>
+      <w:r>
+        <w:rPr>
+          <w:lang w:val="en-ID"/>
+        </w:rPr>
+        <w:t xml:space="preserve"> </w:t>
+      </w:r>
+      <w:proofErr w:type="spellStart"/>
+      <w:r>
+        <w:rPr>
+          <w:lang w:val="en-ID"/>
+        </w:rPr>
+        <w:t>menyimpan</w:t>
+      </w:r>
+      <w:proofErr w:type="spellEnd"/>
+      <w:r>
+        <w:rPr>
+          <w:lang w:val="en-ID"/>
+        </w:rPr>
+        <w:t xml:space="preserve"> </w:t>
+      </w:r>
+      <w:proofErr w:type="spellStart"/>
+      <w:r>
+        <w:rPr>
+          <w:lang w:val="en-ID"/>
+        </w:rPr>
+        <w:t>pasangan</w:t>
+      </w:r>
+      <w:proofErr w:type="spellEnd"/>
+      <w:r>
+        <w:rPr>
+          <w:lang w:val="en-ID"/>
+        </w:rPr>
+        <w:t xml:space="preserve"> </w:t>
+      </w:r>
+      <w:proofErr w:type="spellStart"/>
+      <w:r>
+        <w:rPr>
+          <w:lang w:val="en-ID"/>
+        </w:rPr>
+        <w:t>nilai</w:t>
+      </w:r>
+      <w:proofErr w:type="spellEnd"/>
+      <w:r>
+        <w:rPr>
+          <w:lang w:val="en-ID"/>
+        </w:rPr>
+        <w:t xml:space="preserve"> </w:t>
+      </w:r>
+      <w:proofErr w:type="spellStart"/>
+      <w:r>
+        <w:rPr>
+          <w:lang w:val="en-ID"/>
+        </w:rPr>
+        <w:t>max_depth</w:t>
+      </w:r>
+      <w:proofErr w:type="spellEnd"/>
+      <w:r>
+        <w:rPr>
+          <w:lang w:val="en-ID"/>
+        </w:rPr>
+        <w:t xml:space="preserve"> dan </w:t>
+      </w:r>
+      <w:proofErr w:type="spellStart"/>
+      <w:r>
+        <w:rPr>
+          <w:lang w:val="en-ID"/>
+        </w:rPr>
+        <w:t>skor</w:t>
+      </w:r>
+      <w:proofErr w:type="spellEnd"/>
+      <w:r>
+        <w:rPr>
+          <w:lang w:val="en-ID"/>
+        </w:rPr>
+        <w:t xml:space="preserve"> </w:t>
+      </w:r>
+      <w:proofErr w:type="spellStart"/>
+      <w:r>
+        <w:rPr>
+          <w:lang w:val="en-ID"/>
+        </w:rPr>
+        <w:t>akurasinya</w:t>
+      </w:r>
+      <w:proofErr w:type="spellEnd"/>
+      <w:r>
+        <w:rPr>
+          <w:lang w:val="en-ID"/>
+        </w:rPr>
+        <w:t>.</w:t>
+      </w:r>
+    </w:p>
+    <w:p>
+      <w:pPr>
+        <w:numPr>
+          <w:ilvl w:val="0"/>
+          <w:numId w:val="10"/>
+        </w:numPr>
+        <w:tabs>
+          <w:tab w:val="num" w:pos="720"/>
+        </w:tabs>
+        <w:jc w:val="both"/>
+        <w:rPr>
+          <w:lang w:val="en-ID"/>
+        </w:rPr>
+      </w:pPr>
+      <w:proofErr w:type="spellStart"/>
+      <w:r>
+        <w:rPr>
+          <w:b/>
+          <w:bCs/>
+          <w:lang w:val="en-ID"/>
+        </w:rPr>
+        <w:t>for d</w:t>
+      </w:r>
+      <w:proofErr w:type="spellEnd"/>
+      <w:r>
+        <w:rPr>
+          <w:b/>
+          <w:bCs/>
+          <w:lang w:val="en-ID"/>
+        </w:rPr>
+        <w:t xml:space="preserve"> in </w:t>
+      </w:r>
+      <w:proofErr w:type="gramStart"/>
+      <w:r>
+        <w:rPr>
+          <w:b/>
+          <w:bCs/>
+          <w:lang w:val="en-ID"/>
+        </w:rPr>
+        <w:t>range(</w:t>
+      </w:r>
+      <w:proofErr w:type="gramEnd"/>
+      <w:r>
+        <w:rPr>
+          <w:b/>
+          <w:bCs/>
+          <w:lang w:val="en-ID"/>
+        </w:rPr>
+        <w:t>2, nine := 9)</w:t>
+      </w:r>
+      <w:r>
+        <w:rPr>
+          <w:lang w:val="en-ID"/>
+        </w:rPr>
+        <w:t xml:space="preserve">: </w:t>
+      </w:r>
+      <w:proofErr w:type="spellStart"/>
+      <w:r>
+        <w:rPr>
+          <w:lang w:val="en-ID"/>
+        </w:rPr>
+        <w:t>melakukan</w:t>
+      </w:r>
+      <w:proofErr w:type="spellEnd"/>
+      <w:r>
+        <w:rPr>
+          <w:lang w:val="en-ID"/>
+        </w:rPr>
+        <w:t xml:space="preserve"> </w:t>
+      </w:r>
+      <w:proofErr w:type="spellStart"/>
+      <w:r>
+        <w:rPr>
+          <w:lang w:val="en-ID"/>
+        </w:rPr>
+        <w:t>perulangan</w:t>
+      </w:r>
+      <w:proofErr w:type="spellEnd"/>
+      <w:r>
+        <w:rPr>
+          <w:lang w:val="en-ID"/>
+        </w:rPr>
+        <w:t xml:space="preserve"> </w:t>
+      </w:r>
+      <w:proofErr w:type="spellStart"/>
+      <w:r>
+        <w:rPr>
+          <w:lang w:val="en-ID"/>
+        </w:rPr>
+        <w:t>untuk</w:t>
+      </w:r>
+      <w:proofErr w:type="spellEnd"/>
+      <w:r>
+        <w:rPr>
+          <w:lang w:val="en-ID"/>
+        </w:rPr>
+        <w:t xml:space="preserve"> </w:t>
+      </w:r>
+      <w:proofErr w:type="spellStart"/>
+      <w:r>
+        <w:rPr>
+          <w:lang w:val="en-ID"/>
+        </w:rPr>
+        <w:t>menguji</w:t>
+      </w:r>
+      <w:proofErr w:type="spellEnd"/>
+      <w:r>
+        <w:rPr>
+          <w:lang w:val="en-ID"/>
+        </w:rPr>
+        <w:t xml:space="preserve"> </w:t>
+      </w:r>
+      <w:proofErr w:type="spellStart"/>
+      <w:r>
+        <w:rPr>
+          <w:lang w:val="en-ID"/>
+        </w:rPr>
+        <w:t>setiap</w:t>
+      </w:r>
+      <w:proofErr w:type="spellEnd"/>
+      <w:r>
+        <w:rPr>
+          <w:lang w:val="en-ID"/>
+        </w:rPr>
+        <w:t xml:space="preserve"> </w:t>
+      </w:r>
+      <w:proofErr w:type="spellStart"/>
+      <w:r>
+        <w:rPr>
+          <w:lang w:val="en-ID"/>
+        </w:rPr>
+        <w:t>nilai</w:t>
+      </w:r>
+      <w:proofErr w:type="spellEnd"/>
+      <w:r>
+        <w:rPr>
+          <w:lang w:val="en-ID"/>
+        </w:rPr>
+        <w:t xml:space="preserve"> d (yang </w:t>
+      </w:r>
+      <w:proofErr w:type="spellStart"/>
+      <w:r>
+        <w:rPr>
+          <w:lang w:val="en-ID"/>
+        </w:rPr>
+        <w:t>mewakili</w:t>
+      </w:r>
+      <w:proofErr w:type="spellEnd"/>
+      <w:r>
+        <w:rPr>
+          <w:lang w:val="en-ID"/>
+        </w:rPr>
+        <w:t xml:space="preserve"> </w:t>
+      </w:r>
+      <w:proofErr w:type="spellStart"/>
+      <w:r>
+        <w:rPr>
+          <w:lang w:val="en-ID"/>
+        </w:rPr>
+        <w:t>max_depth</w:t>
+      </w:r>
+      <w:proofErr w:type="spellEnd"/>
+      <w:r>
+        <w:rPr>
+          <w:lang w:val="en-ID"/>
+        </w:rPr>
+        <w:t xml:space="preserve">) </w:t>
+      </w:r>
+      <w:proofErr w:type="spellStart"/>
+      <w:r>
+        <w:rPr>
+          <w:lang w:val="en-ID"/>
+        </w:rPr>
+        <w:t>dari</w:t>
+      </w:r>
+      <w:proofErr w:type="spellEnd"/>
+      <w:r>
+        <w:rPr>
+          <w:lang w:val="en-ID"/>
+        </w:rPr>
+        <w:t xml:space="preserve"> 2 </w:t>
+      </w:r>
+      <w:proofErr w:type="spellStart"/>
+      <w:r>
+        <w:rPr>
+          <w:lang w:val="en-ID"/>
+        </w:rPr>
+        <w:t>hingga</w:t>
+      </w:r>
+      <w:proofErr w:type="spellEnd"/>
+      <w:r>
+        <w:rPr>
+          <w:lang w:val="en-ID"/>
+        </w:rPr>
+        <w:t xml:space="preserve"> 8.</w:t>
+      </w:r>
+    </w:p>
+    <w:p>
+      <w:pPr>
+        <w:numPr>
+          <w:ilvl w:val="0"/>
+          <w:numId w:val="10"/>
+        </w:numPr>
+        <w:tabs>
+          <w:tab w:val="num" w:pos="720"/>
+        </w:tabs>
+        <w:jc w:val="both"/>
+        <w:rPr>
+          <w:lang w:val="en-ID"/>
+        </w:rPr>
+      </w:pPr>
+      <w:r>
+        <w:rPr>
+          <w:b/>
+          <w:bCs/>
+          <w:lang w:val="en-ID"/>
+        </w:rPr>
+        <w:t xml:space="preserve">m = </w:t>
+      </w:r>
+      <w:proofErr w:type="spellStart"/>
+      <w:r>
+        <w:rPr>
+          <w:b/>
+          <w:bCs/>
+          <w:lang w:val="en-ID"/>
+        </w:rPr>
+        <w:t>DecisionTreeClassifier</w:t>
+      </w:r>
+      <w:proofErr w:type="spellEnd"/>
+      <w:r>
+        <w:rPr>
+          <w:b/>
+          <w:bCs/>
+          <w:lang w:val="en-ID"/>
+        </w:rPr>
+        <w:t>(...)</w:t>
+      </w:r>
+      <w:r>
+        <w:rPr>
+          <w:lang w:val="en-ID"/>
+        </w:rPr>
+        <w:t xml:space="preserve">: </w:t>
+      </w:r>
+      <w:proofErr w:type="spellStart"/>
+      <w:r>
+        <w:rPr>
+          <w:lang w:val="en-ID"/>
+        </w:rPr>
+        <w:t>membuat</w:t>
+      </w:r>
+      <w:proofErr w:type="spellEnd"/>
+      <w:r>
+        <w:rPr>
+          <w:lang w:val="en-ID"/>
+        </w:rPr>
+        <w:t xml:space="preserve"> instance (</w:t>
+      </w:r>
+      <w:proofErr w:type="spellStart"/>
+      <w:r>
+        <w:rPr>
+          <w:lang w:val="en-ID"/>
+        </w:rPr>
+        <w:t>objek</w:t>
+      </w:r>
+      <w:proofErr w:type="spellEnd"/>
+      <w:r>
+        <w:rPr>
+          <w:lang w:val="en-ID"/>
+        </w:rPr>
+        <w:t xml:space="preserve">) model Decision Tree Classifier, </w:t>
+      </w:r>
+      <w:proofErr w:type="spellStart"/>
+      <w:r>
+        <w:rPr>
+          <w:lang w:val="en-ID"/>
+        </w:rPr>
+        <w:t>dengan</w:t>
+      </w:r>
+      <w:proofErr w:type="spellEnd"/>
+      <w:r>
+        <w:rPr>
+          <w:lang w:val="en-ID"/>
+        </w:rPr>
+        <w:t xml:space="preserve"> </w:t>
+      </w:r>
+      <w:proofErr w:type="spellStart"/>
+      <w:r>
+        <w:rPr>
+          <w:lang w:val="en-ID"/>
+        </w:rPr>
+        <w:t>max_depth</w:t>
+      </w:r>
+      <w:proofErr w:type="spellEnd"/>
+      <w:r>
+        <w:rPr>
+          <w:lang w:val="en-ID"/>
+        </w:rPr>
+        <w:t xml:space="preserve"> </w:t>
+      </w:r>
+      <w:proofErr w:type="spellStart"/>
+      <w:r>
+        <w:rPr>
+          <w:lang w:val="en-ID"/>
+        </w:rPr>
+        <w:t>diatur</w:t>
+      </w:r>
+      <w:proofErr w:type="spellEnd"/>
+      <w:r>
+        <w:rPr>
+          <w:lang w:val="en-ID"/>
+        </w:rPr>
+        <w:t xml:space="preserve"> </w:t>
+      </w:r>
+      <w:proofErr w:type="spellStart"/>
+      <w:r>
+        <w:rPr>
+          <w:lang w:val="en-ID"/>
+        </w:rPr>
+        <w:t>ke</w:t>
+      </w:r>
+      <w:proofErr w:type="spellEnd"/>
+      <w:r>
+        <w:rPr>
+          <w:lang w:val="en-ID"/>
+        </w:rPr>
+        <w:t xml:space="preserve"> </w:t>
+      </w:r>
+      <w:proofErr w:type="spellStart"/>
+      <w:r>
+        <w:rPr>
+          <w:lang w:val="en-ID"/>
+        </w:rPr>
+        <w:t>nilai</w:t>
+      </w:r>
+      <w:proofErr w:type="spellEnd"/>
+      <w:r>
+        <w:rPr>
+          <w:lang w:val="en-ID"/>
+        </w:rPr>
+        <w:t xml:space="preserve"> d </w:t>
+      </w:r>
+      <w:proofErr w:type="spellStart"/>
+      <w:r>
+        <w:rPr>
+          <w:lang w:val="en-ID"/>
+        </w:rPr>
+        <w:t>saat</w:t>
+      </w:r>
+      <w:proofErr w:type="spellEnd"/>
+      <w:r>
+        <w:rPr>
+          <w:lang w:val="en-ID"/>
+        </w:rPr>
+        <w:t xml:space="preserve"> </w:t>
+      </w:r>
+      <w:proofErr w:type="spellStart"/>
+      <w:r>
+        <w:rPr>
+          <w:lang w:val="en-ID"/>
+        </w:rPr>
+        <w:t>ini</w:t>
+      </w:r>
+      <w:proofErr w:type="spellEnd"/>
+      <w:r>
+        <w:rPr>
+          <w:lang w:val="en-ID"/>
+        </w:rPr>
+        <w:t xml:space="preserve"> dan </w:t>
+      </w:r>
+      <w:proofErr w:type="spellStart"/>
+      <w:r>
+        <w:rPr>
+          <w:lang w:val="en-ID"/>
+        </w:rPr>
+        <w:t>random_state</w:t>
+      </w:r>
+      <w:proofErr w:type="spellEnd"/>
+      <w:r>
+        <w:rPr>
+          <w:lang w:val="en-ID"/>
+        </w:rPr>
+        <w:t xml:space="preserve">=42 </w:t>
+      </w:r>
+      <w:proofErr w:type="spellStart"/>
+      <w:r>
+        <w:rPr>
+          <w:lang w:val="en-ID"/>
+        </w:rPr>
+        <w:t>untuk</w:t>
+      </w:r>
+      <w:proofErr w:type="spellEnd"/>
+      <w:r>
+        <w:rPr>
+          <w:lang w:val="en-ID"/>
+        </w:rPr>
+        <w:t xml:space="preserve"> </w:t>
+      </w:r>
+      <w:proofErr w:type="spellStart"/>
+      <w:r>
+        <w:rPr>
+          <w:lang w:val="en-ID"/>
+        </w:rPr>
+        <w:t>reproduktibilitas</w:t>
+      </w:r>
+      <w:proofErr w:type="spellEnd"/>
+      <w:r>
+        <w:rPr>
+          <w:lang w:val="en-ID"/>
+        </w:rPr>
+        <w:t>.</w:t>
+      </w:r>
+    </w:p>
+    <w:p>
+      <w:pPr>
+        <w:numPr>
+          <w:ilvl w:val="0"/>
+          <w:numId w:val="10"/>
+        </w:numPr>
+        <w:tabs>
+          <w:tab w:val="num" w:pos="720"/>
+        </w:tabs>
+        <w:jc w:val="both"/>
+        <w:rPr>
+          <w:lang w:val="en-ID"/>
+        </w:rPr>
+      </w:pPr>
+      <w:proofErr w:type="spellStart"/>
+      <w:proofErr w:type="gramStart"/>
+      <w:r>
+        <w:rPr>
+          <w:b/>
+          <w:bCs/>
+          <w:lang w:val="en-ID"/>
+        </w:rPr>
+        <w:t>m.fit</w:t>
+      </w:r>
+      <w:proofErr w:type="spellEnd"/>
+      <w:r>
+        <w:rPr>
+          <w:b/>
+          <w:bCs/>
+          <w:lang w:val="en-ID"/>
+        </w:rPr>
+        <w:t>(</w:t>
+      </w:r>
+      <w:proofErr w:type="spellStart"/>
+      <w:proofErr w:type="gramEnd"/>
+      <w:r>
+        <w:rPr>
+          <w:b/>
+          <w:bCs/>
+          <w:lang w:val="en-ID"/>
+        </w:rPr>
+        <w:t>X_train</w:t>
+      </w:r>
+      <w:proofErr w:type="spellEnd"/>
+      <w:r>
+        <w:rPr>
+          <w:b/>
+          <w:bCs/>
+          <w:lang w:val="en-ID"/>
+        </w:rPr>
+        <w:t xml:space="preserve">, </w:t>
+      </w:r>
+      <w:proofErr w:type="spellStart"/>
+      <w:r>
+        <w:rPr>
+          <w:b/>
+          <w:bCs/>
+          <w:lang w:val="en-ID"/>
+        </w:rPr>
+        <w:t>y_train</w:t>
+      </w:r>
+      <w:proofErr w:type="spellEnd"/>
+      <w:r>
+        <w:rPr>
+          <w:b/>
+          <w:bCs/>
+          <w:lang w:val="en-ID"/>
+        </w:rPr>
+        <w:t>)</w:t>
+      </w:r>
+      <w:r>
+        <w:rPr>
+          <w:lang w:val="en-ID"/>
+        </w:rPr>
+        <w:t xml:space="preserve">: </w:t>
+      </w:r>
+      <w:proofErr w:type="spellStart"/>
+      <w:r>
+        <w:rPr>
+          <w:lang w:val="en-ID"/>
+        </w:rPr>
+        <w:t>melatih</w:t>
+      </w:r>
+      <w:proofErr w:type="spellEnd"/>
+      <w:r>
+        <w:rPr>
+          <w:lang w:val="en-ID"/>
+        </w:rPr>
+        <w:t xml:space="preserve"> model Decision Tree </w:t>
+      </w:r>
+      <w:proofErr w:type="spellStart"/>
+      <w:r>
+        <w:rPr>
+          <w:lang w:val="en-ID"/>
+        </w:rPr>
+        <w:t>menggunakan</w:t>
+      </w:r>
+      <w:proofErr w:type="spellEnd"/>
+      <w:r>
+        <w:rPr>
+          <w:lang w:val="en-ID"/>
+        </w:rPr>
+        <w:t xml:space="preserve"> data </w:t>
+      </w:r>
+      <w:proofErr w:type="spellStart"/>
+      <w:r>
+        <w:rPr>
+          <w:lang w:val="en-ID"/>
+        </w:rPr>
+        <w:t>latih</w:t>
+      </w:r>
+      <w:proofErr w:type="spellEnd"/>
+      <w:r>
+        <w:rPr>
+          <w:lang w:val="en-ID"/>
+        </w:rPr>
+        <w:t xml:space="preserve"> (</w:t>
+      </w:r>
+      <w:proofErr w:type="spellStart"/>
+      <w:r>
+        <w:rPr>
+          <w:lang w:val="en-ID"/>
+        </w:rPr>
+        <w:t>X_train</w:t>
+      </w:r>
+      <w:proofErr w:type="spellEnd"/>
+      <w:r>
+        <w:rPr>
+          <w:lang w:val="en-ID"/>
+        </w:rPr>
+        <w:t xml:space="preserve"> dan </w:t>
+      </w:r>
+      <w:proofErr w:type="spellStart"/>
+      <w:r>
+        <w:rPr>
+          <w:lang w:val="en-ID"/>
+        </w:rPr>
+        <w:t>y_train</w:t>
+      </w:r>
+      <w:proofErr w:type="spellEnd"/>
+      <w:r>
+        <w:rPr>
+          <w:lang w:val="en-ID"/>
+        </w:rPr>
+        <w:t>).</w:t>
+      </w:r>
+    </w:p>
+    <w:p>
+      <w:pPr>
+        <w:numPr>
+          <w:ilvl w:val="0"/>
+          <w:numId w:val="10"/>
+        </w:numPr>
+        <w:tabs>
+          <w:tab w:val="num" w:pos="720"/>
+        </w:tabs>
+        <w:jc w:val="both"/>
+        <w:rPr>
+          <w:lang w:val="en-ID"/>
+        </w:rPr>
+      </w:pPr>
+      <w:r>
+        <w:rPr>
+          <w:b/>
+          <w:bCs/>
+          <w:lang w:val="en-ID"/>
+        </w:rPr>
+        <w:t xml:space="preserve">scores[d] = </w:t>
+      </w:r>
+      <w:proofErr w:type="spellStart"/>
+      <w:r>
+        <w:rPr>
+          <w:b/>
+          <w:bCs/>
+          <w:lang w:val="en-ID"/>
+        </w:rPr>
+        <w:t>accuracy_score</w:t>
+      </w:r>
+      <w:proofErr w:type="spellEnd"/>
+      <w:r>
+        <w:rPr>
+          <w:b/>
+          <w:bCs/>
+          <w:lang w:val="en-ID"/>
+        </w:rPr>
+        <w:t>(...)</w:t>
+      </w:r>
+      <w:r>
+        <w:rPr>
+          <w:lang w:val="en-ID"/>
+        </w:rPr>
+        <w:t xml:space="preserve">: </w:t>
+      </w:r>
+      <w:proofErr w:type="spellStart"/>
+      <w:r>
+        <w:rPr>
+          <w:lang w:val="en-ID"/>
+        </w:rPr>
+        <w:t>menghitung</w:t>
+      </w:r>
+      <w:proofErr w:type="spellEnd"/>
+      <w:r>
+        <w:rPr>
+          <w:lang w:val="en-ID"/>
+        </w:rPr>
+        <w:t xml:space="preserve"> </w:t>
+      </w:r>
+      <w:proofErr w:type="spellStart"/>
+      <w:r>
+        <w:rPr>
+          <w:lang w:val="en-ID"/>
+        </w:rPr>
+        <w:t>akurasi</w:t>
+      </w:r>
+      <w:proofErr w:type="spellEnd"/>
+      <w:r>
+        <w:rPr>
+          <w:lang w:val="en-ID"/>
+        </w:rPr>
+        <w:t xml:space="preserve"> model pada data uji (</w:t>
+      </w:r>
+      <w:proofErr w:type="spellStart"/>
+      <w:r>
+        <w:rPr>
+          <w:lang w:val="en-ID"/>
+        </w:rPr>
+        <w:t>X_test</w:t>
+      </w:r>
+      <w:proofErr w:type="spellEnd"/>
+      <w:r>
+        <w:rPr>
+          <w:lang w:val="en-ID"/>
+        </w:rPr>
+        <w:t xml:space="preserve">, </w:t>
+      </w:r>
+      <w:proofErr w:type="spellStart"/>
+      <w:r>
+        <w:rPr>
+          <w:lang w:val="en-ID"/>
+        </w:rPr>
+        <w:t>y_test</w:t>
+      </w:r>
+      <w:proofErr w:type="spellEnd"/>
+      <w:r>
+        <w:rPr>
+          <w:lang w:val="en-ID"/>
+        </w:rPr>
+        <w:t xml:space="preserve">) dan </w:t>
+      </w:r>
+      <w:proofErr w:type="spellStart"/>
+      <w:r>
+        <w:rPr>
+          <w:lang w:val="en-ID"/>
+        </w:rPr>
+        <w:t>menyimpan</w:t>
+      </w:r>
+      <w:proofErr w:type="spellEnd"/>
+      <w:r>
+        <w:rPr>
+          <w:lang w:val="en-ID"/>
+        </w:rPr>
+        <w:t xml:space="preserve"> </w:t>
+      </w:r>
+      <w:proofErr w:type="spellStart"/>
+      <w:r>
+        <w:rPr>
+          <w:lang w:val="en-ID"/>
+        </w:rPr>
+        <w:t>hasil</w:t>
+      </w:r>
+      <w:proofErr w:type="spellEnd"/>
+      <w:r>
+        <w:rPr>
+          <w:lang w:val="en-ID"/>
+        </w:rPr>
+        <w:t xml:space="preserve"> </w:t>
+      </w:r>
+      <w:proofErr w:type="spellStart"/>
+      <w:r>
+        <w:rPr>
+          <w:lang w:val="en-ID"/>
+        </w:rPr>
+        <w:t>skor</w:t>
+      </w:r>
+      <w:proofErr w:type="spellEnd"/>
+      <w:r>
+        <w:rPr>
+          <w:lang w:val="en-ID"/>
+        </w:rPr>
+        <w:t xml:space="preserve"> </w:t>
+      </w:r>
+      <w:proofErr w:type="spellStart"/>
+      <w:r>
+        <w:rPr>
+          <w:lang w:val="en-ID"/>
+        </w:rPr>
+        <w:t>akurasi</w:t>
+      </w:r>
+      <w:proofErr w:type="spellEnd"/>
+      <w:r>
+        <w:rPr>
+          <w:lang w:val="en-ID"/>
+        </w:rPr>
+        <w:t xml:space="preserve"> </w:t>
+      </w:r>
+      <w:proofErr w:type="spellStart"/>
+      <w:r>
+        <w:rPr>
+          <w:lang w:val="en-ID"/>
+        </w:rPr>
+        <w:t>tersebut</w:t>
+      </w:r>
+      <w:proofErr w:type="spellEnd"/>
+      <w:r>
+        <w:rPr>
+          <w:lang w:val="en-ID"/>
+        </w:rPr>
+        <w:t xml:space="preserve"> </w:t>
+      </w:r>
+      <w:proofErr w:type="spellStart"/>
+      <w:r>
+        <w:rPr>
+          <w:lang w:val="en-ID"/>
+        </w:rPr>
+        <w:t>ke</w:t>
+      </w:r>
+      <w:proofErr w:type="spellEnd"/>
+      <w:r>
+        <w:rPr>
+          <w:lang w:val="en-ID"/>
+        </w:rPr>
+        <w:t xml:space="preserve"> </w:t>
+      </w:r>
+      <w:proofErr w:type="spellStart"/>
+      <w:r>
+        <w:rPr>
+          <w:lang w:val="en-ID"/>
+        </w:rPr>
+        <w:t>dalam</w:t>
+      </w:r>
+      <w:proofErr w:type="spellEnd"/>
+      <w:r>
+        <w:rPr>
+          <w:lang w:val="en-ID"/>
+        </w:rPr>
+        <w:t xml:space="preserve"> </w:t>
+      </w:r>
+      <w:r>
+        <w:rPr>
+          <w:i/>
+          <w:iCs/>
+          <w:lang w:val="en-ID"/>
+        </w:rPr>
+        <w:t>dictionary</w:t>
+      </w:r>
+      <w:r>
+        <w:rPr>
+          <w:lang w:val="en-ID"/>
+        </w:rPr>
+        <w:t xml:space="preserve"> scores </w:t>
+      </w:r>
+      <w:proofErr w:type="spellStart"/>
+      <w:r>
+        <w:rPr>
+          <w:lang w:val="en-ID"/>
+        </w:rPr>
+        <w:t>dengan</w:t>
+      </w:r>
+      <w:proofErr w:type="spellEnd"/>
+      <w:r>
+        <w:rPr>
+          <w:lang w:val="en-ID"/>
+        </w:rPr>
+        <w:t xml:space="preserve"> </w:t>
+      </w:r>
+      <w:r>
+        <w:rPr>
+          <w:i/>
+          <w:iCs/>
+          <w:lang w:val="en-ID"/>
+        </w:rPr>
+        <w:t>key</w:t>
+      </w:r>
+      <w:r>
+        <w:rPr>
+          <w:lang w:val="en-ID"/>
+        </w:rPr>
+        <w:t xml:space="preserve"> </w:t>
+      </w:r>
+      <w:proofErr w:type="spellStart"/>
+      <w:r>
+        <w:rPr>
+          <w:lang w:val="en-ID"/>
+        </w:rPr>
+        <w:t>sesuai</w:t>
+      </w:r>
+      <w:proofErr w:type="spellEnd"/>
+      <w:r>
+        <w:rPr>
+          <w:lang w:val="en-ID"/>
+        </w:rPr>
+        <w:t xml:space="preserve"> </w:t>
+      </w:r>
+      <w:proofErr w:type="spellStart"/>
+      <w:r>
+        <w:rPr>
+          <w:lang w:val="en-ID"/>
+        </w:rPr>
+        <w:t>nilai</w:t>
+      </w:r>
+      <w:proofErr w:type="spellEnd"/>
+      <w:r>
+        <w:rPr>
+          <w:lang w:val="en-ID"/>
+        </w:rPr>
+        <w:t xml:space="preserve"> d.</w:t>
+      </w:r>
+    </w:p>
+    <w:p>
+      <w:pPr>
+        <w:numPr>
+          <w:ilvl w:val="0"/>
+          <w:numId w:val="10"/>
+        </w:numPr>
+        <w:tabs>
+          <w:tab w:val="num" w:pos="720"/>
+        </w:tabs>
+        <w:jc w:val="both"/>
+        <w:rPr>
+          <w:lang w:val="en-ID"/>
+        </w:rPr>
+      </w:pPr>
+      <w:proofErr w:type="spellStart"/>
+      <w:r>
+        <w:rPr>
+          <w:b/>
+          <w:bCs/>
+          <w:lang w:val="en-ID"/>
+        </w:rPr>
+        <w:t>best_d</w:t>
+      </w:r>
+      <w:proofErr w:type="spellEnd"/>
+      <w:r>
+        <w:rPr>
+          <w:b/>
+          <w:bCs/>
+          <w:lang w:val="en-ID"/>
+        </w:rPr>
+        <w:t xml:space="preserve"> = </w:t>
+      </w:r>
+      <w:proofErr w:type="gramStart"/>
+      <w:r>
+        <w:rPr>
+          <w:b/>
+          <w:bCs/>
+          <w:lang w:val="en-ID"/>
+        </w:rPr>
+        <w:t>max(</w:t>
+      </w:r>
+      <w:proofErr w:type="gramEnd"/>
+      <w:r>
+        <w:rPr>
+          <w:b/>
+          <w:bCs/>
+          <w:lang w:val="en-ID"/>
+        </w:rPr>
+        <w:t>scores, key=</w:t>
+      </w:r>
+      <w:proofErr w:type="spellStart"/>
+      <w:r>
+        <w:rPr>
+          <w:b/>
+          <w:bCs/>
+          <w:lang w:val="en-ID"/>
+        </w:rPr>
+        <w:t>scores.get</w:t>
+      </w:r>
+      <w:proofErr w:type="spellEnd"/>
+      <w:r>
+        <w:rPr>
+          <w:b/>
+          <w:bCs/>
+          <w:lang w:val="en-ID"/>
+        </w:rPr>
+        <w:t>)</w:t>
+      </w:r>
+      <w:r>
+        <w:rPr>
+          <w:lang w:val="en-ID"/>
+        </w:rPr>
+        <w:t xml:space="preserve">: </w:t>
+      </w:r>
+      <w:proofErr w:type="spellStart"/>
+      <w:r>
+        <w:rPr>
+          <w:lang w:val="en-ID"/>
+        </w:rPr>
+        <w:t>menemukan</w:t>
+      </w:r>
+      <w:proofErr w:type="spellEnd"/>
+      <w:r>
+        <w:rPr>
+          <w:lang w:val="en-ID"/>
+        </w:rPr>
+        <w:t xml:space="preserve"> </w:t>
+      </w:r>
+      <w:r>
+        <w:rPr>
+          <w:i/>
+          <w:iCs/>
+          <w:lang w:val="en-ID"/>
+        </w:rPr>
+        <w:t>key</w:t>
+      </w:r>
+      <w:r>
+        <w:rPr>
+          <w:lang w:val="en-ID"/>
+        </w:rPr>
+        <w:t xml:space="preserve"> (</w:t>
+      </w:r>
+      <w:proofErr w:type="spellStart"/>
+      <w:r>
+        <w:rPr>
+          <w:lang w:val="en-ID"/>
+        </w:rPr>
+        <w:t>nilai</w:t>
+      </w:r>
+      <w:proofErr w:type="spellEnd"/>
+      <w:r>
+        <w:rPr>
+          <w:lang w:val="en-ID"/>
+        </w:rPr>
+        <w:t xml:space="preserve"> </w:t>
+      </w:r>
+      <w:proofErr w:type="spellStart"/>
+      <w:r>
+        <w:rPr>
+          <w:lang w:val="en-ID"/>
+        </w:rPr>
+        <w:t>max_depth</w:t>
+      </w:r>
+      <w:proofErr w:type="spellEnd"/>
+      <w:r>
+        <w:rPr>
+          <w:lang w:val="en-ID"/>
+        </w:rPr>
+        <w:t xml:space="preserve">) </w:t>
+      </w:r>
+      <w:proofErr w:type="spellStart"/>
+      <w:r>
+        <w:rPr>
+          <w:lang w:val="en-ID"/>
+        </w:rPr>
+        <w:t>dari</w:t>
+      </w:r>
+      <w:proofErr w:type="spellEnd"/>
+      <w:r>
+        <w:rPr>
+          <w:lang w:val="en-ID"/>
+        </w:rPr>
+        <w:t xml:space="preserve"> </w:t>
+      </w:r>
+      <w:r>
+        <w:rPr>
+          <w:i/>
+          <w:iCs/>
+          <w:lang w:val="en-ID"/>
+        </w:rPr>
+        <w:t>dictionary</w:t>
+      </w:r>
+      <w:r>
+        <w:rPr>
+          <w:lang w:val="en-ID"/>
+        </w:rPr>
+        <w:t xml:space="preserve"> scores yang </w:t>
+      </w:r>
+      <w:proofErr w:type="spellStart"/>
+      <w:r>
+        <w:rPr>
+          <w:lang w:val="en-ID"/>
+        </w:rPr>
+        <w:t>memiliki</w:t>
+      </w:r>
+      <w:proofErr w:type="spellEnd"/>
+      <w:r>
+        <w:rPr>
+          <w:lang w:val="en-ID"/>
+        </w:rPr>
+        <w:t xml:space="preserve"> </w:t>
+      </w:r>
+      <w:r>
+        <w:rPr>
+          <w:i/>
+          <w:iCs/>
+          <w:lang w:val="en-ID"/>
+        </w:rPr>
+        <w:t>value</w:t>
+      </w:r>
+      <w:r>
+        <w:rPr>
+          <w:lang w:val="en-ID"/>
+        </w:rPr>
+        <w:t xml:space="preserve"> (</w:t>
+      </w:r>
+      <w:proofErr w:type="spellStart"/>
+      <w:r>
+        <w:rPr>
+          <w:lang w:val="en-ID"/>
+        </w:rPr>
+        <w:t>skor</w:t>
+      </w:r>
+      <w:proofErr w:type="spellEnd"/>
+      <w:r>
+        <w:rPr>
+          <w:lang w:val="en-ID"/>
+        </w:rPr>
+        <w:t xml:space="preserve"> </w:t>
+      </w:r>
+      <w:proofErr w:type="spellStart"/>
+      <w:r>
+        <w:rPr>
+          <w:lang w:val="en-ID"/>
+        </w:rPr>
+        <w:t>akurasi</w:t>
+      </w:r>
+      <w:proofErr w:type="spellEnd"/>
+      <w:r>
+        <w:rPr>
+          <w:lang w:val="en-ID"/>
+        </w:rPr>
+        <w:t xml:space="preserve">) </w:t>
+      </w:r>
+      <w:proofErr w:type="spellStart"/>
+      <w:r>
+        <w:rPr>
+          <w:lang w:val="en-ID"/>
+        </w:rPr>
+        <w:t>tertinggi</w:t>
+      </w:r>
+      <w:proofErr w:type="spellEnd"/>
+      <w:r>
+        <w:rPr>
+          <w:lang w:val="en-ID"/>
+        </w:rPr>
+        <w:t>.</w:t>
+      </w:r>
+    </w:p>
+    <w:p>
+      <w:pPr>
+        <w:pStyle w:val="BodyText"/>
+        <w:spacing w:before="85" w:line="259" w:lineRule="auto"/>
+        <w:ind w:left="720" w:right="11"/>
+        <w:jc w:val="both"/>
+        <w:rPr>
+          <w:b/>
+          <w:bCs/>
+          <w:sz w:val="32"/>
+          <w:szCs w:val="32"/>
+          <w:lang w:val="en-ID"/>
+        </w:rPr>
+      </w:pPr>
+      <w:r>
+        <w:rPr>
+          <w:b/>
+          <w:bCs/>
+          <w:sz w:val="32"/>
+          <w:szCs w:val="32"/>
+          <w:lang w:val="en-ID"/>
+        </w:rPr>
+        <w:t>Output</w:t>
+      </w:r>
+    </w:p>
+    <w:p>
+      <w:pPr>
+        <w:ind w:left="720"/>
+        <w:jc w:val="both"/>
+        <w:rPr>
+          <w:lang w:val="en-ID"/>
+        </w:rPr>
+      </w:pPr>
+      <w:proofErr w:type="spellStart"/>
+      <w:r>
+        <w:rPr>
+          <w:lang w:val="en-US"/>
+        </w:rPr>
+        <w:t>Menampilkan</w:t>
+      </w:r>
+      <w:proofErr w:type="spellEnd"/>
+      <w:r>
+        <w:rPr>
+          <w:lang w:val="en-US"/>
+        </w:rPr>
+        <w:t xml:space="preserve"> </w:t>
+      </w:r>
+      <w:proofErr w:type="spellStart"/>
+      <w:r>
+        <w:rPr>
+          <w:lang w:val="en-US"/>
+        </w:rPr>
+        <w:t>nilai</w:t>
+      </w:r>
+      <w:proofErr w:type="spellEnd"/>
+      <w:r>
+        <w:rPr>
+          <w:lang w:val="en-US"/>
+        </w:rPr>
+        <w:t xml:space="preserve"> </w:t>
+      </w:r>
+      <w:proofErr w:type="spellStart"/>
+      <w:r>
+        <w:rPr>
+          <w:lang w:val="en-US"/>
+        </w:rPr>
+        <w:t>max_depth</w:t>
+      </w:r>
+      <w:proofErr w:type="spellEnd"/>
+      <w:r>
+        <w:rPr>
+          <w:lang w:val="en-US"/>
+        </w:rPr>
+        <w:t xml:space="preserve"> </w:t>
+      </w:r>
+      <w:proofErr w:type="spellStart"/>
+      <w:r>
+        <w:rPr>
+          <w:lang w:val="en-US"/>
+        </w:rPr>
+        <w:t>terbaik</w:t>
+      </w:r>
+      <w:proofErr w:type="spellEnd"/>
+      <w:r>
+        <w:rPr>
+          <w:lang w:val="en-US"/>
+        </w:rPr>
+        <w:t xml:space="preserve"> yang </w:t>
+      </w:r>
+      <w:proofErr w:type="spellStart"/>
+      <w:r>
+        <w:rPr>
+          <w:lang w:val="en-US"/>
+        </w:rPr>
+        <w:t>ditemukan</w:t>
+      </w:r>
+      <w:proofErr w:type="spellEnd"/>
+      <w:r>
+        <w:rPr>
+          <w:lang w:val="en-US"/>
+        </w:rPr>
+        <w:t xml:space="preserve"> </w:t>
+      </w:r>
+      <w:proofErr w:type="spellStart"/>
+      <w:r>
+        <w:rPr>
+          <w:lang w:val="en-US"/>
+        </w:rPr>
+        <w:t>dari</w:t>
+      </w:r>
+      <w:proofErr w:type="spellEnd"/>
+      <w:r>
+        <w:rPr>
+          <w:lang w:val="en-US"/>
+        </w:rPr>
+        <w:t xml:space="preserve"> proses tuning, </w:t>
+      </w:r>
+      <w:proofErr w:type="spellStart"/>
+      <w:r>
+        <w:rPr>
+          <w:lang w:val="en-US"/>
+        </w:rPr>
+        <w:t>yaitu</w:t>
+      </w:r>
+      <w:proofErr w:type="spellEnd"/>
+      <w:r>
+        <w:rPr>
+          <w:lang w:val="en-US"/>
+        </w:rPr>
+        <w:t xml:space="preserve"> 3. Nilai </w:t>
+      </w:r>
+      <w:proofErr w:type="spellStart"/>
+      <w:r>
+        <w:rPr>
+          <w:lang w:val="en-US"/>
+        </w:rPr>
+        <w:t>ini</w:t>
+      </w:r>
+      <w:proofErr w:type="spellEnd"/>
+      <w:r>
+        <w:rPr>
+          <w:lang w:val="en-US"/>
+        </w:rPr>
+        <w:t xml:space="preserve"> </w:t>
+      </w:r>
+      <w:proofErr w:type="spellStart"/>
+      <w:r>
+        <w:rPr>
+          <w:lang w:val="en-US"/>
+        </w:rPr>
+        <w:t>menghasilkan</w:t>
+      </w:r>
+      <w:proofErr w:type="spellEnd"/>
+      <w:r>
+        <w:rPr>
+          <w:lang w:val="en-US"/>
+        </w:rPr>
+        <w:t xml:space="preserve"> </w:t>
+      </w:r>
+      <w:proofErr w:type="spellStart"/>
+      <w:r>
+        <w:rPr>
+          <w:lang w:val="en-US"/>
+        </w:rPr>
+        <w:t>akurasi</w:t>
+      </w:r>
+      <w:proofErr w:type="spellEnd"/>
+      <w:r>
+        <w:rPr>
+          <w:lang w:val="en-US"/>
+        </w:rPr>
+        <w:t xml:space="preserve"> model </w:t>
+      </w:r>
+      <w:proofErr w:type="spellStart"/>
+      <w:r>
+        <w:rPr>
+          <w:lang w:val="en-US"/>
+        </w:rPr>
+        <w:t>tertinggi</w:t>
+      </w:r>
+      <w:proofErr w:type="spellEnd"/>
+      <w:r>
+        <w:rPr>
+          <w:lang w:val="en-US"/>
+        </w:rPr>
+        <w:t xml:space="preserve"> pada data uji, </w:t>
+      </w:r>
+      <w:proofErr w:type="spellStart"/>
+      <w:r>
+        <w:rPr>
+          <w:lang w:val="en-US"/>
+        </w:rPr>
+        <w:t>sebesar</w:t>
+      </w:r>
+      <w:proofErr w:type="spellEnd"/>
+      <w:r>
+        <w:rPr>
+          <w:lang w:val="en-US"/>
+        </w:rPr>
+        <w:t xml:space="preserve"> 96.67%. </w:t>
+      </w:r>
+      <w:proofErr w:type="spellStart"/>
+      <w:r>
+        <w:rPr>
+          <w:lang w:val="en-US"/>
+        </w:rPr>
+        <w:t>Ini</w:t>
+      </w:r>
+      <w:proofErr w:type="spellEnd"/>
+      <w:r>
+        <w:rPr>
+          <w:lang w:val="en-US"/>
+        </w:rPr>
+        <w:t xml:space="preserve"> </w:t>
+      </w:r>
+      <w:proofErr w:type="spellStart"/>
+      <w:r>
+        <w:rPr>
+          <w:lang w:val="en-US"/>
+        </w:rPr>
+        <w:t>mengindikasikan</w:t>
+      </w:r>
+      <w:proofErr w:type="spellEnd"/>
+      <w:r>
+        <w:rPr>
+          <w:lang w:val="en-US"/>
+        </w:rPr>
+        <w:t xml:space="preserve"> </w:t>
+      </w:r>
+      <w:proofErr w:type="spellStart"/>
+      <w:r>
+        <w:rPr>
+          <w:lang w:val="en-US"/>
+        </w:rPr>
+        <w:t>bahwa</w:t>
+      </w:r>
+      <w:proofErr w:type="spellEnd"/>
+      <w:r>
+        <w:rPr>
+          <w:lang w:val="en-US"/>
+        </w:rPr>
+        <w:t xml:space="preserve"> </w:t>
+      </w:r>
+      <w:proofErr w:type="spellStart"/>
+      <w:r>
+        <w:rPr>
+          <w:lang w:val="en-US"/>
+        </w:rPr>
+        <w:t>kedalaman</w:t>
+      </w:r>
+      <w:proofErr w:type="spellEnd"/>
+      <w:r>
+        <w:rPr>
+          <w:lang w:val="en-US"/>
+        </w:rPr>
+        <w:t xml:space="preserve"> </w:t>
+      </w:r>
+      <w:proofErr w:type="spellStart"/>
+      <w:r>
+        <w:rPr>
+          <w:lang w:val="en-US"/>
+        </w:rPr>
+        <w:t>pohon</w:t>
+      </w:r>
+      <w:proofErr w:type="spellEnd"/>
+      <w:r>
+        <w:rPr>
+          <w:lang w:val="en-US"/>
+        </w:rPr>
+        <w:t xml:space="preserve"> </w:t>
+      </w:r>
+      <w:proofErr w:type="gramStart"/>
+      <w:r>
+        <w:rPr>
+          <w:lang w:val="en-US"/>
+        </w:rPr>
+        <w:t>3 unit</w:t>
+      </w:r>
+      <w:proofErr w:type="gramEnd"/>
+      <w:r>
+        <w:rPr>
+          <w:lang w:val="en-US"/>
+        </w:rPr>
+        <w:t xml:space="preserve"> </w:t>
+      </w:r>
+      <w:proofErr w:type="spellStart"/>
+      <w:r>
+        <w:rPr>
+          <w:lang w:val="en-US"/>
+        </w:rPr>
+        <w:t>memberikan</w:t>
+      </w:r>
+      <w:proofErr w:type="spellEnd"/>
+      <w:r>
+        <w:rPr>
+          <w:lang w:val="en-US"/>
+        </w:rPr>
+        <w:t xml:space="preserve"> </w:t>
+      </w:r>
+      <w:proofErr w:type="spellStart"/>
+      <w:r>
+        <w:rPr>
+          <w:lang w:val="en-US"/>
+        </w:rPr>
+        <w:t>generalisasi</w:t>
+      </w:r>
+      <w:proofErr w:type="spellEnd"/>
+      <w:r>
+        <w:rPr>
+          <w:lang w:val="en-US"/>
+        </w:rPr>
+        <w:t xml:space="preserve"> model yang paling optimal di </w:t>
+      </w:r>
+      <w:proofErr w:type="spellStart"/>
+      <w:r>
+        <w:rPr>
+          <w:lang w:val="en-US"/>
+        </w:rPr>
+        <w:t>antara</w:t>
+      </w:r>
+      <w:proofErr w:type="spellEnd"/>
+      <w:r>
+        <w:rPr>
+          <w:lang w:val="en-US"/>
+        </w:rPr>
+        <w:t xml:space="preserve"> </w:t>
+      </w:r>
+      <w:proofErr w:type="spellStart"/>
+      <w:r>
+        <w:rPr>
+          <w:lang w:val="en-US"/>
+        </w:rPr>
+        <w:lastRenderedPageBreak/>
+        <w:t>rentang</w:t>
+      </w:r>
+      <w:proofErr w:type="spellEnd"/>
+      <w:r>
+        <w:rPr>
+          <w:lang w:val="en-US"/>
+        </w:rPr>
+        <w:t xml:space="preserve"> </w:t>
+      </w:r>
+      <w:proofErr w:type="spellStart"/>
+      <w:r>
+        <w:rPr>
+          <w:lang w:val="en-US"/>
+        </w:rPr>
+        <w:t>nilai</w:t>
+      </w:r>
+      <w:proofErr w:type="spellEnd"/>
+      <w:r>
+        <w:rPr>
+          <w:lang w:val="en-US"/>
+        </w:rPr>
+        <w:t xml:space="preserve"> yang </w:t>
+      </w:r>
+      <w:proofErr w:type="spellStart"/>
+      <w:r>
+        <w:rPr>
+          <w:lang w:val="en-US"/>
+        </w:rPr>
+        <w:t>diuji</w:t>
+      </w:r>
+      <w:proofErr w:type="spellEnd"/>
+      <w:r>
+        <w:rPr>
+          <w:lang w:val="en-US"/>
+        </w:rPr>
+        <w:t xml:space="preserve"> (2 </w:t>
+      </w:r>
+      <w:proofErr w:type="spellStart"/>
+      <w:r>
+        <w:rPr>
+          <w:lang w:val="en-US"/>
+        </w:rPr>
+        <w:t>sampai</w:t>
+      </w:r>
+      <w:proofErr w:type="spellEnd"/>
+      <w:r>
+        <w:rPr>
+          <w:lang w:val="en-US"/>
+        </w:rPr>
+        <w:t xml:space="preserve"> 8) </w:t>
+      </w:r>
+      <w:proofErr w:type="spellStart"/>
+      <w:r>
+        <w:rPr>
+          <w:lang w:val="en-US"/>
+        </w:rPr>
+        <w:t>untuk</w:t>
+      </w:r>
+      <w:proofErr w:type="spellEnd"/>
+      <w:r>
+        <w:rPr>
+          <w:lang w:val="en-US"/>
+        </w:rPr>
+        <w:t xml:space="preserve"> dataset </w:t>
+      </w:r>
+      <w:proofErr w:type="spellStart"/>
+      <w:r>
+        <w:rPr>
+          <w:lang w:val="en-US"/>
+        </w:rPr>
+        <w:t>ini</w:t>
+      </w:r>
+      <w:proofErr w:type="spellEnd"/>
+      <w:r>
+        <w:rPr>
+          <w:lang w:val="en-US"/>
+        </w:rPr>
+        <w:t>.</w:t>
+      </w:r>
+    </w:p>
+    <w:p>
+      <w:pPr>
+        <w:ind w:left="720"/>
+        <w:jc w:val="both"/>
+        <w:rPr>
+          <w:lang w:val="en-US"/>
+        </w:rPr>
+      </w:pPr>
     </w:p>
     <w:p>
       <w:pPr>
@@ -5441,7 +7443,7 @@
       <w:r>
         <w:t>Link Github Praktikum :</w:t>
       </w:r>
-      <w:hyperlink r:id="rId12" w:history="1">
+      <w:hyperlink r:id="rId13" w:history="1">
         <w:r>
           <w:rPr>
             <w:rStyle w:val="Hyperlink"/>
@@ -5474,27 +7476,14 @@
         </w:rPr>
         <w:t xml:space="preserve"> </w:t>
       </w:r>
-      <w:r>
-        <w:fldChar w:fldCharType="begin"/>
-      </w:r>
-      <w:r>
-        <w:instrText>HYPERLINK "https://github.com/raffayuda/Machine-Learning/blob/main/pertemuan5/Notebook/tugas/mandiri5.ipynb"</w:instrText>
-      </w:r>
-      <w:r>
-        <w:fldChar w:fldCharType="separate"/>
-      </w:r>
-      <w:r>
-        <w:rPr>
-          <w:rStyle w:val="Hyperlink"/>
-        </w:rPr>
-        <w:t>https://github.com/raffayuda/Machine-Learning/blob/main/pertemuan5/Notebook/tugas/mandiri5.ipynb</w:t>
-      </w:r>
-      <w:r>
-        <w:rPr>
-          <w:rStyle w:val="Hyperlink"/>
-        </w:rPr>
-        <w:fldChar w:fldCharType="end"/>
-      </w:r>
+      <w:hyperlink r:id="rId14" w:history="1">
+        <w:r>
+          <w:rPr>
+            <w:rStyle w:val="Hyperlink"/>
+          </w:rPr>
+          <w:t>https://github.com/raffayuda/Machine-Learning/blob/main/pertemuan5/Notebook/tugas/mandiri5.ipynb</w:t>
+        </w:r>
+      </w:hyperlink>
     </w:p>
     <w:sectPr>
       <w:pgSz w:w="11920" w:h="16850"/>
@@ -6222,6 +8211,155 @@
     </w:lvl>
   </w:abstractNum>
   <w:abstractNum w:abstractNumId="6" w15:restartNumberingAfterBreak="0">
+    <w:nsid w:val="44413F08"/>
+    <w:multiLevelType w:val="multilevel"/>
+    <w:tmpl w:val="C1C42CE4"/>
+    <w:lvl w:ilvl="0">
+      <w:start w:val="1"/>
+      <w:numFmt w:val="bullet"/>
+      <w:lvlText w:val=""/>
+      <w:lvlJc w:val="left"/>
+      <w:pPr>
+        <w:tabs>
+          <w:tab w:val="num" w:pos="1440"/>
+        </w:tabs>
+        <w:ind w:left="1440" w:hanging="360"/>
+      </w:pPr>
+      <w:rPr>
+        <w:rFonts w:ascii="Symbol" w:hAnsi="Symbol" w:hint="default"/>
+        <w:sz w:val="20"/>
+      </w:rPr>
+    </w:lvl>
+    <w:lvl w:ilvl="1" w:tentative="1">
+      <w:start w:val="1"/>
+      <w:numFmt w:val="bullet"/>
+      <w:lvlText w:val="o"/>
+      <w:lvlJc w:val="left"/>
+      <w:pPr>
+        <w:tabs>
+          <w:tab w:val="num" w:pos="2160"/>
+        </w:tabs>
+        <w:ind w:left="2160" w:hanging="360"/>
+      </w:pPr>
+      <w:rPr>
+        <w:rFonts w:ascii="Courier New" w:hAnsi="Courier New" w:hint="default"/>
+        <w:sz w:val="20"/>
+      </w:rPr>
+    </w:lvl>
+    <w:lvl w:ilvl="2" w:tentative="1">
+      <w:start w:val="1"/>
+      <w:numFmt w:val="bullet"/>
+      <w:lvlText w:val=""/>
+      <w:lvlJc w:val="left"/>
+      <w:pPr>
+        <w:tabs>
+          <w:tab w:val="num" w:pos="2880"/>
+        </w:tabs>
+        <w:ind w:left="2880" w:hanging="360"/>
+      </w:pPr>
+      <w:rPr>
+        <w:rFonts w:ascii="Wingdings" w:hAnsi="Wingdings" w:hint="default"/>
+        <w:sz w:val="20"/>
+      </w:rPr>
+    </w:lvl>
+    <w:lvl w:ilvl="3" w:tentative="1">
+      <w:start w:val="1"/>
+      <w:numFmt w:val="bullet"/>
+      <w:lvlText w:val=""/>
+      <w:lvlJc w:val="left"/>
+      <w:pPr>
+        <w:tabs>
+          <w:tab w:val="num" w:pos="3600"/>
+        </w:tabs>
+        <w:ind w:left="3600" w:hanging="360"/>
+      </w:pPr>
+      <w:rPr>
+        <w:rFonts w:ascii="Wingdings" w:hAnsi="Wingdings" w:hint="default"/>
+        <w:sz w:val="20"/>
+      </w:rPr>
+    </w:lvl>
+    <w:lvl w:ilvl="4" w:tentative="1">
+      <w:start w:val="1"/>
+      <w:numFmt w:val="bullet"/>
+      <w:lvlText w:val=""/>
+      <w:lvlJc w:val="left"/>
+      <w:pPr>
+        <w:tabs>
+          <w:tab w:val="num" w:pos="4320"/>
+        </w:tabs>
+        <w:ind w:left="4320" w:hanging="360"/>
+      </w:pPr>
+      <w:rPr>
+        <w:rFonts w:ascii="Wingdings" w:hAnsi="Wingdings" w:hint="default"/>
+        <w:sz w:val="20"/>
+      </w:rPr>
+    </w:lvl>
+    <w:lvl w:ilvl="5" w:tentative="1">
+      <w:start w:val="1"/>
+      <w:numFmt w:val="bullet"/>
+      <w:lvlText w:val=""/>
+      <w:lvlJc w:val="left"/>
+      <w:pPr>
+        <w:tabs>
+          <w:tab w:val="num" w:pos="5040"/>
+        </w:tabs>
+        <w:ind w:left="5040" w:hanging="360"/>
+      </w:pPr>
+      <w:rPr>
+        <w:rFonts w:ascii="Wingdings" w:hAnsi="Wingdings" w:hint="default"/>
+        <w:sz w:val="20"/>
+      </w:rPr>
+    </w:lvl>
+    <w:lvl w:ilvl="6" w:tentative="1">
+      <w:start w:val="1"/>
+      <w:numFmt w:val="bullet"/>
+      <w:lvlText w:val=""/>
+      <w:lvlJc w:val="left"/>
+      <w:pPr>
+        <w:tabs>
+          <w:tab w:val="num" w:pos="5760"/>
+        </w:tabs>
+        <w:ind w:left="5760" w:hanging="360"/>
+      </w:pPr>
+      <w:rPr>
+        <w:rFonts w:ascii="Wingdings" w:hAnsi="Wingdings" w:hint="default"/>
+        <w:sz w:val="20"/>
+      </w:rPr>
+    </w:lvl>
+    <w:lvl w:ilvl="7" w:tentative="1">
+      <w:start w:val="1"/>
+      <w:numFmt w:val="bullet"/>
+      <w:lvlText w:val=""/>
+      <w:lvlJc w:val="left"/>
+      <w:pPr>
+        <w:tabs>
+          <w:tab w:val="num" w:pos="6480"/>
+        </w:tabs>
+        <w:ind w:left="6480" w:hanging="360"/>
+      </w:pPr>
+      <w:rPr>
+        <w:rFonts w:ascii="Wingdings" w:hAnsi="Wingdings" w:hint="default"/>
+        <w:sz w:val="20"/>
+      </w:rPr>
+    </w:lvl>
+    <w:lvl w:ilvl="8" w:tentative="1">
+      <w:start w:val="1"/>
+      <w:numFmt w:val="bullet"/>
+      <w:lvlText w:val=""/>
+      <w:lvlJc w:val="left"/>
+      <w:pPr>
+        <w:tabs>
+          <w:tab w:val="num" w:pos="7200"/>
+        </w:tabs>
+        <w:ind w:left="7200" w:hanging="360"/>
+      </w:pPr>
+      <w:rPr>
+        <w:rFonts w:ascii="Wingdings" w:hAnsi="Wingdings" w:hint="default"/>
+        <w:sz w:val="20"/>
+      </w:rPr>
+    </w:lvl>
+  </w:abstractNum>
+  <w:abstractNum w:abstractNumId="7" w15:restartNumberingAfterBreak="0">
     <w:nsid w:val="470E31AE"/>
     <w:multiLevelType w:val="multilevel"/>
     <w:tmpl w:val="C300542C"/>
@@ -6340,7 +8478,7 @@
       </w:rPr>
     </w:lvl>
   </w:abstractNum>
-  <w:abstractNum w:abstractNumId="7" w15:restartNumberingAfterBreak="0">
+  <w:abstractNum w:abstractNumId="8" w15:restartNumberingAfterBreak="0">
     <w:nsid w:val="6A503A71"/>
     <w:multiLevelType w:val="multilevel"/>
     <w:tmpl w:val="706409AE"/>
@@ -6489,7 +8627,7 @@
       </w:rPr>
     </w:lvl>
   </w:abstractNum>
-  <w:abstractNum w:abstractNumId="8" w15:restartNumberingAfterBreak="0">
+  <w:abstractNum w:abstractNumId="9" w15:restartNumberingAfterBreak="0">
     <w:nsid w:val="6F7C2C1F"/>
     <w:multiLevelType w:val="multilevel"/>
     <w:tmpl w:val="61964ABE"/>
@@ -6600,13 +8738,13 @@
     </w:lvl>
   </w:abstractNum>
   <w:num w:numId="1">
-    <w:abstractNumId w:val="6"/>
+    <w:abstractNumId w:val="7"/>
   </w:num>
   <w:num w:numId="2">
-    <w:abstractNumId w:val="8"/>
+    <w:abstractNumId w:val="9"/>
   </w:num>
   <w:num w:numId="3">
-    <w:abstractNumId w:val="7"/>
+    <w:abstractNumId w:val="8"/>
   </w:num>
   <w:num w:numId="4">
     <w:abstractNumId w:val="5"/>
@@ -6625,6 +8763,9 @@
   </w:num>
   <w:num w:numId="9">
     <w:abstractNumId w:val="3"/>
+  </w:num>
+  <w:num w:numId="10">
+    <w:abstractNumId w:val="6"/>
   </w:num>
   <w:numIdMacAtCleanup w:val="9"/>
 </w:numbering>
@@ -7030,7 +9171,7 @@
   <w:style w:type="paragraph" w:default="1" w:styleId="Normal">
     <w:name w:val="Normal"/>
     <w:qFormat/>
-    <w:rsid w:val="000F1C20"/>
+    <w:rsid w:val="00307794"/>
     <w:rPr>
       <w:rFonts w:ascii="Times New Roman" w:eastAsia="Times New Roman" w:hAnsi="Times New Roman" w:cs="Times New Roman"/>
       <w:lang w:val="id"/>
@@ -7097,7 +9238,6 @@
   <w:style w:type="character" w:default="1" w:styleId="DefaultParagraphFont">
     <w:name w:val="Default Paragraph Font"/>
     <w:uiPriority w:val="1"/>
-    <w:semiHidden/>
     <w:unhideWhenUsed/>
   </w:style>
   <w:style w:type="table" w:default="1" w:styleId="TableNormal">
